--- a/career-kb/templates/CV_Template_Rezi_Dec2025.docx
+++ b/career-kb/templates/CV_Template_Rezi_Dec2025.docx
@@ -515,7 +515,7 @@
           <w:sz w:val="18"/>
           <w:szCs w:val="18"/>
         </w:rPr>
-        <w:t>CEO &amp; Founder</w:t>
+        <w:t>August 2015-Present | CEO &amp; Founder</w:t>
       </w:r>
     </w:p>
     <w:p>
@@ -541,15 +541,14 @@
       </w:r>
       <w:r>
         <w:rPr/>
-        <w:tab/>
-      </w:r>
-      <w:r>
-        <w:rPr>
-          <w:color w:val="2E3D50"/>
-          <w:sz w:val="15"/>
-          <w:szCs w:val="15"/>
-        </w:rPr>
-        <w:t>August 2015-Present, Seoul, South Korea</w:t>
+      </w:r>
+      <w:r>
+        <w:rPr>
+          <w:color w:val="2E3D50"/>
+          <w:sz w:val="15"/>
+          <w:szCs w:val="15"/>
+        </w:rPr>
+        <w:t> · Seoul, South Korea</w:t>
       </w:r>
     </w:p>
     <w:p>
@@ -695,7 +694,7 @@
           <w:sz w:val="18"/>
           <w:szCs w:val="18"/>
         </w:rPr>
-        <w:t>Web Developer</w:t>
+        <w:t>May 2015-November 2015 | Web Developer</w:t>
       </w:r>
     </w:p>
     <w:p>
@@ -721,15 +720,14 @@
       </w:r>
       <w:r>
         <w:rPr/>
-        <w:tab/>
-      </w:r>
-      <w:r>
-        <w:rPr>
-          <w:color w:val="2E3D50"/>
-          <w:sz w:val="15"/>
-          <w:szCs w:val="15"/>
-        </w:rPr>
-        <w:t xml:space="preserve">May 2015-November 2015, La Crosse, WI </w:t>
+      </w:r>
+      <w:r>
+        <w:rPr>
+          <w:color w:val="2E3D50"/>
+          <w:sz w:val="15"/>
+          <w:szCs w:val="15"/>
+        </w:rPr>
+        <w:t xml:space="preserve"> · La Crosse, WI</w:t>
       </w:r>
     </w:p>
     <w:p>
@@ -829,7 +827,7 @@
           <w:sz w:val="18"/>
           <w:szCs w:val="18"/>
         </w:rPr>
-        <w:t>Marketing Analyst</w:t>
+        <w:t>November 2014-May 2015 | Marketing Analyst</w:t>
       </w:r>
     </w:p>
     <w:p>
@@ -855,15 +853,14 @@
       </w:r>
       <w:r>
         <w:rPr/>
-        <w:tab/>
-      </w:r>
-      <w:r>
-        <w:rPr>
-          <w:color w:val="2E3D50"/>
-          <w:sz w:val="15"/>
-          <w:szCs w:val="15"/>
-        </w:rPr>
-        <w:t xml:space="preserve">November 2014-May 2015, La Crosse, WI </w:t>
+      </w:r>
+      <w:r>
+        <w:rPr>
+          <w:color w:val="2E3D50"/>
+          <w:sz w:val="15"/>
+          <w:szCs w:val="15"/>
+        </w:rPr>
+        <w:t xml:space="preserve"> · La Crosse, WI</w:t>
       </w:r>
     </w:p>
     <w:p>
@@ -963,7 +960,7 @@
           <w:sz w:val="18"/>
           <w:szCs w:val="18"/>
         </w:rPr>
-        <w:t>Web Development Intern</w:t>
+        <w:t>June 2012-September 2012 | Web Development Intern</w:t>
       </w:r>
     </w:p>
     <w:p>
@@ -989,15 +986,14 @@
       </w:r>
       <w:r>
         <w:rPr/>
-        <w:tab/>
-      </w:r>
-      <w:r>
-        <w:rPr>
-          <w:color w:val="2E3D50"/>
-          <w:sz w:val="15"/>
-          <w:szCs w:val="15"/>
-        </w:rPr>
-        <w:t>June 2012-September 2012, Madison, WI</w:t>
+      </w:r>
+      <w:r>
+        <w:rPr>
+          <w:color w:val="2E3D50"/>
+          <w:sz w:val="15"/>
+          <w:szCs w:val="15"/>
+        </w:rPr>
+        <w:t> · Madison, WI</w:t>
       </w:r>
     </w:p>
     <w:p>

--- a/career-kb/templates/CV_Template_Rezi_Dec2025.docx
+++ b/career-kb/templates/CV_Template_Rezi_Dec2025.docx
@@ -367,75 +367,97 @@
     <w:p>
       <w:pPr>
         <w:pStyle w:val="normal1"/>
-        <w:spacing w:lineRule="auto" w:line="268" w:before="0" w:after="0"/>
-        <w:rPr>
-          <w:sz w:val="2"/>
-          <w:szCs w:val="2"/>
-        </w:rPr>
-      </w:pPr>
-      <w:r>
-        <w:rPr>
-          <w:color w:val="2E3D50"/>
-          <w:sz w:val="15"/>
-          <w:szCs w:val="15"/>
-        </w:rPr>
-        <w:t>Leadership: Speaking, Fundraising, Product Development, Communication, Partnerships, International Marketing</w:t>
-      </w:r>
-    </w:p>
-    <w:p>
-      <w:pPr>
-        <w:pStyle w:val="normal1"/>
-        <w:spacing w:lineRule="auto" w:line="158" w:before="0" w:after="0"/>
-        <w:rPr/>
-      </w:pPr>
-      <w:r>
-        <w:rPr/>
-      </w:r>
-    </w:p>
-    <w:p>
-      <w:pPr>
-        <w:pStyle w:val="normal1"/>
-        <w:spacing w:lineRule="auto" w:line="268" w:before="0" w:after="0"/>
-        <w:rPr>
-          <w:sz w:val="2"/>
-          <w:szCs w:val="2"/>
-        </w:rPr>
-      </w:pPr>
-      <w:r>
-        <w:rPr>
-          <w:color w:val="2E3D50"/>
-          <w:sz w:val="15"/>
-          <w:szCs w:val="15"/>
-        </w:rPr>
-        <w:t>Front End: HTML, CSS, Bootstrap, Webflow | Design: Photoshop, Illustrator, Sketch</w:t>
-      </w:r>
-    </w:p>
-    <w:p>
-      <w:pPr>
-        <w:pStyle w:val="normal1"/>
-        <w:spacing w:lineRule="auto" w:line="158" w:before="0" w:after="0"/>
-        <w:rPr/>
-      </w:pPr>
-      <w:r>
-        <w:rPr/>
-      </w:r>
-    </w:p>
-    <w:p>
-      <w:pPr>
-        <w:pStyle w:val="normal1"/>
-        <w:spacing w:lineRule="auto" w:line="268" w:before="0" w:after="0"/>
-        <w:rPr>
-          <w:sz w:val="2"/>
-          <w:szCs w:val="2"/>
-        </w:rPr>
-      </w:pPr>
-      <w:r>
-        <w:rPr>
-          <w:color w:val="2E3D50"/>
-          <w:sz w:val="15"/>
-          <w:szCs w:val="15"/>
-        </w:rPr>
-        <w:t>Fields of Interest: Early-Stage Fundraising, Global Entrepreneurship, Web Design, Growth</w:t>
+        <w:numPr>
+          <w:ilvl w:val="0"/>
+          <w:numId w:val="1"/>
+        </w:numPr>
+        <w:spacing w:lineRule="auto" w:line="268" w:before="0" w:after="0"/>
+        <w:ind w:hanging="90" w:left="111"/>
+        <w:rPr>
+          <w:sz w:val="15"/>
+          <w:szCs w:val="15"/>
+        </w:rPr>
+      </w:pPr>
+      <w:r>
+        <w:rPr>
+          <w:color w:val="2E3D50"/>
+          <w:sz w:val="15"/>
+          <w:szCs w:val="15"/>
+          <w:b/>
+        </w:rPr>
+        <w:t xml:space="preserve">Leadership:</w:t>
+      </w:r>
+      <w:r>
+        <w:rPr>
+          <w:color w:val="2E3D50"/>
+          <w:sz w:val="15"/>
+          <w:szCs w:val="15"/>
+        </w:rPr>
+        <w:t xml:space="preserve"> Speaking, Fundraising, Product Development, Communication, Partnerships, International Marketing</w:t>
+      </w:r>
+    </w:p>
+    <w:p>
+      <w:pPr>
+        <w:pStyle w:val="normal1"/>
+        <w:numPr>
+          <w:ilvl w:val="0"/>
+          <w:numId w:val="1"/>
+        </w:numPr>
+        <w:spacing w:lineRule="auto" w:line="268" w:before="0" w:after="0"/>
+        <w:ind w:hanging="90" w:left="111"/>
+        <w:rPr>
+          <w:sz w:val="15"/>
+          <w:szCs w:val="15"/>
+        </w:rPr>
+      </w:pPr>
+      <w:r>
+        <w:rPr>
+          <w:color w:val="2E3D50"/>
+          <w:sz w:val="15"/>
+          <w:szCs w:val="15"/>
+          <w:b/>
+        </w:rPr>
+        <w:t xml:space="preserve">Front End:</w:t>
+      </w:r>
+      <w:r>
+        <w:rPr>
+          <w:color w:val="2E3D50"/>
+          <w:sz w:val="15"/>
+          <w:szCs w:val="15"/>
+        </w:rPr>
+        <w:t xml:space="preserve"> HTML, CSS, Bootstrap, Webflow | Design: Photoshop, Illustrator, Sketch</w:t>
+      </w:r>
+    </w:p>
+    <w:p>
+      <w:pPr>
+        <w:pStyle w:val="normal1"/>
+        <w:numPr>
+          <w:ilvl w:val="0"/>
+          <w:numId w:val="1"/>
+        </w:numPr>
+        <w:spacing w:lineRule="auto" w:line="268" w:before="0" w:after="0"/>
+        <w:ind w:hanging="90" w:left="111"/>
+        <w:rPr>
+          <w:sz w:val="15"/>
+          <w:szCs w:val="15"/>
+        </w:rPr>
+      </w:pPr>
+      <w:r>
+        <w:rPr>
+          <w:color w:val="2E3D50"/>
+          <w:sz w:val="15"/>
+          <w:szCs w:val="15"/>
+          <w:b/>
+        </w:rPr>
+        <w:t xml:space="preserve">Fields of Interest:</w:t>
+      </w:r>
+      <w:r>
+        <w:rPr>
+          <w:color w:val="2E3D50"/>
+          <w:sz w:val="15"/>
+          <w:szCs w:val="15"/>
+        </w:rPr>
+        <w:t xml:space="preserve"> Early-Stage Fundraising, Global Entrepreneurship, Web Design, Growth</w:t>
       </w:r>
     </w:p>
     <w:p>
@@ -1096,7 +1118,7 @@
           <w:sz w:val="18"/>
           <w:szCs w:val="18"/>
         </w:rPr>
-        <w:t>Early-Stage Startup Architect</w:t>
+        <w:t>2024 - 2025 | Early-Stage Startup Architect</w:t>
       </w:r>
     </w:p>
     <w:p>
